--- a/ventas-storytelling/VendePro_Guion_Segmento1.docx
+++ b/ventas-storytelling/VendePro_Guion_Segmento1.docx
@@ -5,6 +5,22 @@
     <w:p>
       <w:pPr>
         <w:spacing w:after="60"/>
+      </w:pPr>
+      <w:r>
+        <w:rPr>
+          <w:rFonts w:ascii="Poppins" w:cs="Poppins" w:eastAsia="Poppins" w:hAnsi="Poppins"/>
+          <w:b/>
+          <w:bCs/>
+          <w:color w:val="FF007C"/>
+          <w:sz w:val="34"/>
+          <w:szCs w:val="34"/>
+        </w:rPr>
+        <w:t xml:space="preserve">Guión de venta — Segmento 1</w:t>
+      </w:r>
+    </w:p>
+    <w:p>
+      <w:pPr>
+        <w:spacing w:after="140"/>
       </w:pPr>
       <w:r>
         <w:rPr>
@@ -15,38 +31,36 @@
           <w:sz w:val="24"/>
           <w:szCs w:val="24"/>
         </w:rPr>
-        <w:t xml:space="preserve">VendéPro</w:t>
+        <w:t xml:space="preserve">Inmobiliarias sin CRM (Excel / WhatsApp)</w:t>
       </w:r>
     </w:p>
     <w:p>
       <w:pPr>
         <w:pBdr>
-          <w:bottom w:val="single" w:color="FF007C" w:sz="20" w:space="8"/>
+          <w:bottom w:val="single" w:color="FF007C" w:sz="6" w:space="10"/>
         </w:pBdr>
-        <w:spacing w:after="260"/>
-      </w:pPr>
-      <w:r>
-        <w:rPr>
-          <w:rFonts w:ascii="Poppins" w:cs="Poppins" w:eastAsia="Poppins" w:hAnsi="Poppins"/>
-          <w:b/>
-          <w:bCs/>
-          <w:color w:val="FF007C"/>
-          <w:sz w:val="40"/>
-          <w:szCs w:val="40"/>
-        </w:rPr>
-        <w:t xml:space="preserve">Guión de venta — Segmento 1: Inmobiliarias sin CRM (Excel / WhatsApp)</w:t>
-      </w:r>
-    </w:p>
-    <w:p>
-      <w:pPr>
-        <w:spacing w:after="160" w:line="276" w:lineRule="auto"/>
-      </w:pPr>
-      <w:r>
-        <w:rPr>
-          <w:rFonts w:ascii="Poppins" w:cs="Poppins" w:eastAsia="Poppins" w:hAnsi="Poppins"/>
+        <w:spacing w:after="160"/>
+      </w:pPr>
+      <w:r>
+        <w:rPr>
+          <w:sz w:val="2"/>
+          <w:szCs w:val="2"/>
+        </w:rPr>
+        <w:t xml:space="preserve"> </w:t>
+      </w:r>
+    </w:p>
+    <w:p>
+      <w:pPr>
+        <w:spacing w:after="260" w:line="264"/>
+      </w:pPr>
+      <w:r>
+        <w:rPr>
+          <w:rFonts w:ascii="Poppins" w:cs="Poppins" w:eastAsia="Poppins" w:hAnsi="Poppins"/>
+          <w:b w:val="false"/>
+          <w:bCs w:val="false"/>
           <w:i/>
           <w:iCs/>
-          <w:color w:val="6B7280"/>
+          <w:color w:val="63636B"/>
           <w:sz w:val="20"/>
           <w:szCs w:val="20"/>
         </w:rPr>
@@ -56,7 +70,7 @@
     <w:p>
       <w:pPr>
         <w:pStyle w:val="Heading1"/>
-        <w:spacing w:after="220" w:before="420"/>
+        <w:spacing w:after="200" w:before="0"/>
       </w:pPr>
       <w:r>
         <w:rPr>
@@ -70,38 +84,80 @@
         <w:t xml:space="preserve">1. Apertura (10-15 segundos, generar permiso para seguir)</w:t>
       </w:r>
     </w:p>
-    <w:p>
-      <w:pPr>
-        <w:pBdr>
-          <w:left w:val="single" w:color="FF007C" w:sz="18" w:space="10"/>
-        </w:pBdr>
-        <w:shd w:fill="F7F7F8" w:color="auto" w:val="clear"/>
-        <w:spacing w:after="220" w:before="120" w:line="300" w:lineRule="auto"/>
-        <w:ind w:left="200"/>
-        <w:jc w:val="both"/>
-      </w:pPr>
-      <w:r>
-        <w:rPr>
-          <w:rFonts w:ascii="Poppins" w:cs="Poppins" w:eastAsia="Poppins" w:hAnsi="Poppins"/>
+    <w:tbl>
+      <w:tblPr>
+        <w:tblW w:type="dxa" w:w="9026"/>
+        <w:tblBorders>
+          <w:top w:val="single" w:color="auto" w:sz="4"/>
+          <w:left w:val="single" w:color="auto" w:sz="4"/>
+          <w:bottom w:val="single" w:color="auto" w:sz="4"/>
+          <w:right w:val="single" w:color="auto" w:sz="4"/>
+          <w:insideH w:val="single" w:color="auto" w:sz="4"/>
+          <w:insideV w:val="single" w:color="auto" w:sz="4"/>
+        </w:tblBorders>
+      </w:tblPr>
+      <w:tblGrid>
+        <w:gridCol w:w="9026"/>
+      </w:tblGrid>
+      <w:tr>
+        <w:trPr>
+          <w:cantSplit/>
+        </w:trPr>
+        <w:tc>
+          <w:tcPr>
+            <w:tcW w:type="dxa" w:w="9026"/>
+            <w:tcBorders>
+              <w:top w:val="single" w:color="FF007C" w:sz="6"/>
+              <w:left w:val="single" w:color="FF007C" w:sz="30"/>
+              <w:bottom w:val="single" w:color="FF007C" w:sz="6"/>
+              <w:right w:val="single" w:color="FF007C" w:sz="6"/>
+            </w:tcBorders>
+            <w:shd w:fill="FEF1F8" w:val="clear"/>
+            <w:tcMar>
+              <w:top w:type="dxa" w:w="160"/>
+              <w:left w:type="dxa" w:w="220"/>
+              <w:bottom w:type="dxa" w:w="160"/>
+              <w:right w:type="dxa" w:w="220"/>
+            </w:tcMar>
+          </w:tcPr>
+          <w:p>
+            <w:pPr>
+              <w:spacing w:after="0" w:line="276"/>
+            </w:pPr>
+            <w:r>
+              <w:rPr>
+                <w:rFonts w:ascii="Poppins" w:cs="Poppins" w:eastAsia="Poppins" w:hAnsi="Poppins"/>
+                <w:b w:val="false"/>
+                <w:bCs w:val="false"/>
+                <w:i/>
+                <w:iCs/>
+                <w:color w:val="27272A"/>
+                <w:sz w:val="21"/>
+                <w:szCs w:val="21"/>
+              </w:rPr>
+              <w:t xml:space="preserve">Hola [nombre], soy [tu nombre] de VendéPro. Te escribo/llamo porque trabajamos con inmobiliarias que hoy llevan todo por WhatsApp y Excel, y en general se les pierden leads sin darse cuenta. ¿Te pasa eso o ya tenés un sistema armado?</w:t>
+            </w:r>
+          </w:p>
+        </w:tc>
+      </w:tr>
+    </w:tbl>
+    <w:p>
+      <w:pPr>
+        <w:spacing w:after="160"/>
+      </w:pPr>
+    </w:p>
+    <w:p>
+      <w:pPr>
+        <w:spacing w:after="220" w:line="264"/>
+      </w:pPr>
+      <w:r>
+        <w:rPr>
+          <w:rFonts w:ascii="Poppins" w:cs="Poppins" w:eastAsia="Poppins" w:hAnsi="Poppins"/>
+          <w:b w:val="false"/>
+          <w:bCs w:val="false"/>
           <w:i/>
           <w:iCs/>
-          <w:color w:val="3F3F46"/>
-          <w:sz w:val="22"/>
-          <w:szCs w:val="22"/>
-        </w:rPr>
-        <w:t xml:space="preserve">“Hola [nombre], soy [tu nombre] de VendéPro. Te escribo/llamo porque trabajamos con inmobiliarias que hoy llevan todo por WhatsApp y Excel, y en general se les pierden leads sin darse cuenta. ¿Te pasa eso o ya tenés un sistema armado?”</w:t>
-      </w:r>
-    </w:p>
-    <w:p>
-      <w:pPr>
-        <w:spacing w:after="160" w:line="276" w:lineRule="auto"/>
-      </w:pPr>
-      <w:r>
-        <w:rPr>
-          <w:rFonts w:ascii="Poppins" w:cs="Poppins" w:eastAsia="Poppins" w:hAnsi="Poppins"/>
-          <w:i/>
-          <w:iCs/>
-          <w:color w:val="6B7280"/>
+          <w:color w:val="63636B"/>
           <w:sz w:val="20"/>
           <w:szCs w:val="20"/>
         </w:rPr>
@@ -111,7 +167,7 @@
     <w:p>
       <w:pPr>
         <w:pStyle w:val="Heading1"/>
-        <w:spacing w:after="220" w:before="420"/>
+        <w:spacing w:after="200" w:before="440"/>
       </w:pPr>
       <w:r>
         <w:rPr>
@@ -130,20 +186,22 @@
         <w:pStyle w:val="ListParagraph"/>
         <w:numPr>
           <w:ilvl w:val="0"/>
-          <w:numId w:val="2"/>
+          <w:numId w:val="1"/>
         </w:numPr>
-        <w:spacing w:after="110" w:line="288" w:lineRule="auto"/>
-      </w:pPr>
-      <w:r>
-        <w:rPr>
-          <w:rFonts w:ascii="Poppins" w:cs="Poppins" w:eastAsia="Poppins" w:hAnsi="Poppins"/>
+        <w:spacing w:after="90" w:line="276"/>
+      </w:pPr>
+      <w:r>
+        <w:rPr>
+          <w:rFonts w:ascii="Poppins" w:cs="Poppins" w:eastAsia="Poppins" w:hAnsi="Poppins"/>
+          <w:b w:val="false"/>
+          <w:bCs w:val="false"/>
           <w:i/>
           <w:iCs/>
-          <w:color w:val="3F3F46"/>
-          <w:sz w:val="22"/>
-          <w:szCs w:val="22"/>
-        </w:rPr>
-        <w:t xml:space="preserve">“¿Hoy dónde anotás los leads que te llegan por Instagram o portales?”</w:t>
+          <w:color w:val="27272A"/>
+          <w:sz w:val="21"/>
+          <w:szCs w:val="21"/>
+        </w:rPr>
+        <w:t xml:space="preserve">¿Hoy dónde anotás los leads que te llegan por Instagram o portales?</w:t>
       </w:r>
     </w:p>
     <w:p>
@@ -151,20 +209,22 @@
         <w:pStyle w:val="ListParagraph"/>
         <w:numPr>
           <w:ilvl w:val="0"/>
-          <w:numId w:val="2"/>
+          <w:numId w:val="1"/>
         </w:numPr>
-        <w:spacing w:after="110" w:line="288" w:lineRule="auto"/>
-      </w:pPr>
-      <w:r>
-        <w:rPr>
-          <w:rFonts w:ascii="Poppins" w:cs="Poppins" w:eastAsia="Poppins" w:hAnsi="Poppins"/>
+        <w:spacing w:after="90" w:line="276"/>
+      </w:pPr>
+      <w:r>
+        <w:rPr>
+          <w:rFonts w:ascii="Poppins" w:cs="Poppins" w:eastAsia="Poppins" w:hAnsi="Poppins"/>
+          <w:b w:val="false"/>
+          <w:bCs w:val="false"/>
           <w:i/>
           <w:iCs/>
-          <w:color w:val="3F3F46"/>
-          <w:sz w:val="22"/>
-          <w:szCs w:val="22"/>
-        </w:rPr>
-        <w:t xml:space="preserve">“Cuando armás una tasación, ¿cuánto tiempo te lleva armarla en PowerPoint o Canva?”</w:t>
+          <w:color w:val="27272A"/>
+          <w:sz w:val="21"/>
+          <w:szCs w:val="21"/>
+        </w:rPr>
+        <w:t xml:space="preserve">Cuando armás una tasación, ¿cuánto tiempo te lleva armarla en PowerPoint o Canva?</w:t>
       </w:r>
     </w:p>
     <w:p>
@@ -172,20 +232,22 @@
         <w:pStyle w:val="ListParagraph"/>
         <w:numPr>
           <w:ilvl w:val="0"/>
-          <w:numId w:val="2"/>
+          <w:numId w:val="1"/>
         </w:numPr>
-        <w:spacing w:after="110" w:line="288" w:lineRule="auto"/>
-      </w:pPr>
-      <w:r>
-        <w:rPr>
-          <w:rFonts w:ascii="Poppins" w:cs="Poppins" w:eastAsia="Poppins" w:hAnsi="Poppins"/>
+        <w:spacing w:after="90" w:line="276"/>
+      </w:pPr>
+      <w:r>
+        <w:rPr>
+          <w:rFonts w:ascii="Poppins" w:cs="Poppins" w:eastAsia="Poppins" w:hAnsi="Poppins"/>
+          <w:b w:val="false"/>
+          <w:bCs w:val="false"/>
           <w:i/>
           <w:iCs/>
-          <w:color w:val="3F3F46"/>
-          <w:sz w:val="22"/>
-          <w:szCs w:val="22"/>
-        </w:rPr>
-        <w:t xml:space="preserve">“¿Sabés cuántos leads del último mes nunca volviste a contactar?”</w:t>
+          <w:color w:val="27272A"/>
+          <w:sz w:val="21"/>
+          <w:szCs w:val="21"/>
+        </w:rPr>
+        <w:t xml:space="preserve">¿Sabés cuántos leads del último mes nunca volviste a contactar?</w:t>
       </w:r>
     </w:p>
     <w:p>
@@ -193,32 +255,36 @@
         <w:pStyle w:val="ListParagraph"/>
         <w:numPr>
           <w:ilvl w:val="0"/>
-          <w:numId w:val="2"/>
+          <w:numId w:val="1"/>
         </w:numPr>
-        <w:spacing w:after="110" w:line="288" w:lineRule="auto"/>
-      </w:pPr>
-      <w:r>
-        <w:rPr>
-          <w:rFonts w:ascii="Poppins" w:cs="Poppins" w:eastAsia="Poppins" w:hAnsi="Poppins"/>
+        <w:spacing w:after="160" w:line="276"/>
+      </w:pPr>
+      <w:r>
+        <w:rPr>
+          <w:rFonts w:ascii="Poppins" w:cs="Poppins" w:eastAsia="Poppins" w:hAnsi="Poppins"/>
+          <w:b w:val="false"/>
+          <w:bCs w:val="false"/>
           <w:i/>
           <w:iCs/>
-          <w:color w:val="3F3F46"/>
-          <w:sz w:val="22"/>
-          <w:szCs w:val="22"/>
-        </w:rPr>
-        <w:t xml:space="preserve">“¿Tenés forma de saber si tu campaña de Instagram/Facebook realmente terminó en una venta, o solo ves los likes y comentarios?”</w:t>
-      </w:r>
-    </w:p>
-    <w:p>
-      <w:pPr>
-        <w:spacing w:after="160" w:line="276" w:lineRule="auto"/>
-      </w:pPr>
-      <w:r>
-        <w:rPr>
-          <w:rFonts w:ascii="Poppins" w:cs="Poppins" w:eastAsia="Poppins" w:hAnsi="Poppins"/>
+          <w:color w:val="27272A"/>
+          <w:sz w:val="21"/>
+          <w:szCs w:val="21"/>
+        </w:rPr>
+        <w:t xml:space="preserve">¿Tenés forma de saber si tu campaña de Instagram/Facebook realmente terminó en una venta, o solo ves los likes y comentarios?</w:t>
+      </w:r>
+    </w:p>
+    <w:p>
+      <w:pPr>
+        <w:spacing w:after="220" w:line="264"/>
+      </w:pPr>
+      <w:r>
+        <w:rPr>
+          <w:rFonts w:ascii="Poppins" w:cs="Poppins" w:eastAsia="Poppins" w:hAnsi="Poppins"/>
+          <w:b w:val="false"/>
+          <w:bCs w:val="false"/>
           <w:i/>
           <w:iCs/>
-          <w:color w:val="6B7280"/>
+          <w:color w:val="63636B"/>
           <w:sz w:val="20"/>
           <w:szCs w:val="20"/>
         </w:rPr>
@@ -228,7 +294,7 @@
     <w:p>
       <w:pPr>
         <w:pStyle w:val="Heading1"/>
-        <w:spacing w:after="220" w:before="420"/>
+        <w:spacing w:after="200" w:before="440"/>
       </w:pPr>
       <w:r>
         <w:rPr>
@@ -242,76 +308,108 @@
         <w:t xml:space="preserve">3. Pitch (conectar cada dolor mencionado con una función concreta)</w:t>
       </w:r>
     </w:p>
-    <w:p>
-      <w:pPr>
-        <w:pBdr>
-          <w:left w:val="single" w:color="FF007C" w:sz="18" w:space="10"/>
-        </w:pBdr>
-        <w:shd w:fill="F7F7F8" w:color="auto" w:val="clear"/>
-        <w:spacing w:after="220" w:before="120" w:line="300" w:lineRule="auto"/>
-        <w:ind w:left="200"/>
-        <w:jc w:val="both"/>
-      </w:pPr>
-      <w:r>
-        <w:rPr>
-          <w:rFonts w:ascii="Poppins" w:cs="Poppins" w:eastAsia="Poppins" w:hAnsi="Poppins"/>
-          <w:i/>
-          <w:iCs/>
-          <w:color w:val="3F3F46"/>
-          <w:sz w:val="22"/>
-          <w:szCs w:val="22"/>
-        </w:rPr>
-        <w:t xml:space="preserve">“Mirá, lo que noto en lo que me contás es que hoy no tenés forma de saber si se te está enfriando un lead — eso es exactamente lo primero que resuelve VendéPro: apenas un lead pasa 24 horas sin que lo contactes, se marca solo como urgente. No dependés de acordarte.</w:t>
-      </w:r>
-    </w:p>
-    <w:p>
-      <w:pPr>
-        <w:pBdr>
-          <w:left w:val="single" w:color="FF007C" w:sz="18" w:space="10"/>
-        </w:pBdr>
-        <w:shd w:fill="F7F7F8" w:color="auto" w:val="clear"/>
-        <w:spacing w:after="220" w:before="120" w:line="300" w:lineRule="auto"/>
-        <w:ind w:left="200"/>
-        <w:jc w:val="both"/>
-      </w:pPr>
-      <w:r>
-        <w:rPr>
-          <w:rFonts w:ascii="Poppins" w:cs="Poppins" w:eastAsia="Poppins" w:hAnsi="Poppins"/>
-          <w:i/>
-          <w:iCs/>
-          <w:color w:val="3F3F46"/>
-          <w:sz w:val="22"/>
-          <w:szCs w:val="22"/>
-        </w:rPr>
-        <w:t xml:space="preserve">Segundo, lo de la tasación: en vez de armarla de cero cada vez en Canva, la armás con un template que ya tiene tu información de inmobiliaria cargada, comparables de la zona y análisis FODA — y te genera el PDF automáticamente. Lo que hoy te lleva una tarde, pasa a ser minutos.</w:t>
-      </w:r>
-    </w:p>
-    <w:p>
-      <w:pPr>
-        <w:pBdr>
-          <w:left w:val="single" w:color="FF007C" w:sz="18" w:space="10"/>
-        </w:pBdr>
-        <w:shd w:fill="F7F7F8" w:color="auto" w:val="clear"/>
-        <w:spacing w:after="220" w:before="120" w:line="300" w:lineRule="auto"/>
-        <w:ind w:left="200"/>
-        <w:jc w:val="both"/>
-      </w:pPr>
-      <w:r>
-        <w:rPr>
-          <w:rFonts w:ascii="Poppins" w:cs="Poppins" w:eastAsia="Poppins" w:hAnsi="Poppins"/>
-          <w:i/>
-          <w:iCs/>
-          <w:color w:val="3F3F46"/>
-          <w:sz w:val="22"/>
-          <w:szCs w:val="22"/>
-        </w:rPr>
-        <w:t xml:space="preserve">Y tercero, si estás invirtiendo en Instagram o Facebook, el sistema te muestra qué campaña realmente generó una reserva o una venta, no solo un clic — así sabés dónde poner la próxima plata.”</w:t>
-      </w:r>
+    <w:tbl>
+      <w:tblPr>
+        <w:tblW w:type="dxa" w:w="9026"/>
+        <w:tblBorders>
+          <w:top w:val="single" w:color="auto" w:sz="4"/>
+          <w:left w:val="single" w:color="auto" w:sz="4"/>
+          <w:bottom w:val="single" w:color="auto" w:sz="4"/>
+          <w:right w:val="single" w:color="auto" w:sz="4"/>
+          <w:insideH w:val="single" w:color="auto" w:sz="4"/>
+          <w:insideV w:val="single" w:color="auto" w:sz="4"/>
+        </w:tblBorders>
+      </w:tblPr>
+      <w:tblGrid>
+        <w:gridCol w:w="9026"/>
+      </w:tblGrid>
+      <w:tr>
+        <w:trPr>
+          <w:cantSplit/>
+        </w:trPr>
+        <w:tc>
+          <w:tcPr>
+            <w:tcW w:type="dxa" w:w="9026"/>
+            <w:tcBorders>
+              <w:top w:val="single" w:color="FF007C" w:sz="6"/>
+              <w:left w:val="single" w:color="FF007C" w:sz="30"/>
+              <w:bottom w:val="single" w:color="FF007C" w:sz="6"/>
+              <w:right w:val="single" w:color="FF007C" w:sz="6"/>
+            </w:tcBorders>
+            <w:shd w:fill="FEF1F8" w:val="clear"/>
+            <w:tcMar>
+              <w:top w:type="dxa" w:w="160"/>
+              <w:left w:type="dxa" w:w="220"/>
+              <w:bottom w:type="dxa" w:w="160"/>
+              <w:right w:type="dxa" w:w="220"/>
+            </w:tcMar>
+          </w:tcPr>
+          <w:p>
+            <w:pPr>
+              <w:spacing w:after="100" w:line="276"/>
+            </w:pPr>
+            <w:r>
+              <w:rPr>
+                <w:rFonts w:ascii="Poppins" w:cs="Poppins" w:eastAsia="Poppins" w:hAnsi="Poppins"/>
+                <w:b w:val="false"/>
+                <w:bCs w:val="false"/>
+                <w:i/>
+                <w:iCs/>
+                <w:color w:val="27272A"/>
+                <w:sz w:val="21"/>
+                <w:szCs w:val="21"/>
+              </w:rPr>
+              <w:t xml:space="preserve">Mirá, lo que noto en lo que me contás es que hoy no tenés forma de saber si se te está enfriando un lead — eso es exactamente lo primero que resuelve VendéPro: apenas un lead pasa 24 horas sin que lo contactes, se marca solo como urgente. No dependés de acordarte.</w:t>
+            </w:r>
+          </w:p>
+          <w:p>
+            <w:pPr>
+              <w:spacing w:after="100" w:line="276"/>
+            </w:pPr>
+            <w:r>
+              <w:rPr>
+                <w:rFonts w:ascii="Poppins" w:cs="Poppins" w:eastAsia="Poppins" w:hAnsi="Poppins"/>
+                <w:b w:val="false"/>
+                <w:bCs w:val="false"/>
+                <w:i/>
+                <w:iCs/>
+                <w:color w:val="27272A"/>
+                <w:sz w:val="21"/>
+                <w:szCs w:val="21"/>
+              </w:rPr>
+              <w:t xml:space="preserve">Segundo, lo de la tasación: en vez de armarla de cero cada vez en Canva, la armás con un template que ya tiene tu información de inmobiliaria cargada, comparables de la zona y análisis FODA — y te genera el PDF automáticamente. Lo que hoy te lleva una tarde, pasa a ser minutos.</w:t>
+            </w:r>
+          </w:p>
+          <w:p>
+            <w:pPr>
+              <w:spacing w:after="0" w:line="276"/>
+            </w:pPr>
+            <w:r>
+              <w:rPr>
+                <w:rFonts w:ascii="Poppins" w:cs="Poppins" w:eastAsia="Poppins" w:hAnsi="Poppins"/>
+                <w:b w:val="false"/>
+                <w:bCs w:val="false"/>
+                <w:i/>
+                <w:iCs/>
+                <w:color w:val="27272A"/>
+                <w:sz w:val="21"/>
+                <w:szCs w:val="21"/>
+              </w:rPr>
+              <w:t xml:space="preserve">Y tercero, si estás invirtiendo en Instagram o Facebook, el sistema te muestra qué campaña realmente generó una reserva o una venta, no solo un clic — así sabés dónde poner la próxima plata.</w:t>
+            </w:r>
+          </w:p>
+        </w:tc>
+      </w:tr>
+    </w:tbl>
+    <w:p>
+      <w:pPr>
+        <w:spacing w:after="220"/>
+      </w:pPr>
     </w:p>
     <w:p>
       <w:pPr>
         <w:pStyle w:val="Heading1"/>
-        <w:spacing w:after="220" w:before="420"/>
+        <w:spacing w:after="200" w:before="440"/>
       </w:pPr>
       <w:r>
         <w:rPr>
@@ -329,44 +427,46 @@
       <w:tblPr>
         <w:tblW w:type="dxa" w:w="9026"/>
         <w:tblBorders>
-          <w:top w:val="single" w:color="D4D4D8" w:sz="4"/>
-          <w:left w:val="single" w:color="D4D4D8" w:sz="4"/>
-          <w:bottom w:val="single" w:color="D4D4D8" w:sz="4"/>
-          <w:right w:val="single" w:color="D4D4D8" w:sz="4"/>
-          <w:insideH w:val="single" w:color="D4D4D8" w:sz="4"/>
-          <w:insideV w:val="single" w:color="D4D4D8" w:sz="4"/>
+          <w:top w:val="single" w:color="E4D6DE" w:sz="2"/>
+          <w:left w:val="single" w:color="E4D6DE" w:sz="2"/>
+          <w:bottom w:val="single" w:color="E4D6DE" w:sz="2"/>
+          <w:right w:val="single" w:color="E4D6DE" w:sz="2"/>
+          <w:insideH w:val="single" w:color="E4D6DE" w:sz="2"/>
+          <w:insideV w:val="single" w:color="E4D6DE" w:sz="2"/>
         </w:tblBorders>
       </w:tblPr>
       <w:tblGrid>
-        <w:gridCol w:w="2888"/>
-        <w:gridCol w:w="6138"/>
+        <w:gridCol w:w="2900"/>
+        <w:gridCol w:w="6126"/>
       </w:tblGrid>
       <w:tr>
         <w:trPr>
-          <w:cantSplit/>
           <w:tblHeader/>
         </w:trPr>
         <w:tc>
           <w:tcPr>
-            <w:tcW w:type="dxa" w:w="2888"/>
-            <w:shd w:fill="FDE6F0" w:color="auto" w:val="clear"/>
+            <w:tcW w:type="dxa" w:w="2900"/>
+            <w:shd w:fill="FBD6E9" w:val="clear"/>
             <w:tcMar>
-              <w:top w:type="dxa" w:w="110"/>
+              <w:top w:type="dxa" w:w="90"/>
               <w:left w:type="dxa" w:w="130"/>
-              <w:bottom w:type="dxa" w:w="110"/>
+              <w:bottom w:type="dxa" w:w="90"/>
               <w:right w:type="dxa" w:w="130"/>
             </w:tcMar>
             <w:vAlign w:val="center"/>
           </w:tcPr>
           <w:p>
+            <w:pPr>
+              <w:spacing w:after="0" w:line="240"/>
+            </w:pPr>
             <w:r>
               <w:rPr>
                 <w:rFonts w:ascii="Poppins" w:cs="Poppins" w:eastAsia="Poppins" w:hAnsi="Poppins"/>
                 <w:b/>
                 <w:bCs/>
-                <w:color w:val="C2005F"/>
-                <w:sz w:val="21"/>
-                <w:szCs w:val="21"/>
+                <w:color w:val="27272A"/>
+                <w:sz w:val="19"/>
+                <w:szCs w:val="19"/>
               </w:rPr>
               <w:t xml:space="preserve">Objeción</w:t>
             </w:r>
@@ -374,27 +474,30 @@
         </w:tc>
         <w:tc>
           <w:tcPr>
-            <w:tcW w:type="dxa" w:w="6138"/>
-            <w:shd w:fill="FDE6F0" w:color="auto" w:val="clear"/>
+            <w:tcW w:type="dxa" w:w="6126"/>
+            <w:shd w:fill="FBD6E9" w:val="clear"/>
             <w:tcMar>
-              <w:top w:type="dxa" w:w="110"/>
+              <w:top w:type="dxa" w:w="90"/>
               <w:left w:type="dxa" w:w="130"/>
-              <w:bottom w:type="dxa" w:w="110"/>
+              <w:bottom w:type="dxa" w:w="90"/>
               <w:right w:type="dxa" w:w="130"/>
             </w:tcMar>
             <w:vAlign w:val="center"/>
           </w:tcPr>
           <w:p>
+            <w:pPr>
+              <w:spacing w:after="0" w:line="240"/>
+            </w:pPr>
             <w:r>
               <w:rPr>
                 <w:rFonts w:ascii="Poppins" w:cs="Poppins" w:eastAsia="Poppins" w:hAnsi="Poppins"/>
                 <w:b/>
                 <w:bCs/>
-                <w:color w:val="C2005F"/>
-                <w:sz w:val="21"/>
-                <w:szCs w:val="21"/>
-              </w:rPr>
-              <w:t xml:space="preserve">Respuesta</w:t>
+                <w:color w:val="27272A"/>
+                <w:sz w:val="19"/>
+                <w:szCs w:val="19"/>
+              </w:rPr>
+              <w:t xml:space="preserve">Respuesta sugerida</w:t>
             </w:r>
           </w:p>
         </w:tc>
@@ -405,53 +508,63 @@
         </w:trPr>
         <w:tc>
           <w:tcPr>
-            <w:tcW w:type="dxa" w:w="2888"/>
+            <w:tcW w:type="dxa" w:w="2900"/>
+            <w:shd w:fill="FFFFFF" w:val="clear"/>
             <w:tcMar>
-              <w:top w:type="dxa" w:w="110"/>
+              <w:top w:type="dxa" w:w="90"/>
               <w:left w:type="dxa" w:w="130"/>
-              <w:bottom w:type="dxa" w:w="110"/>
+              <w:bottom w:type="dxa" w:w="90"/>
               <w:right w:type="dxa" w:w="130"/>
             </w:tcMar>
             <w:vAlign w:val="center"/>
           </w:tcPr>
           <w:p>
             <w:pPr>
-              <w:spacing w:line="276" w:lineRule="auto"/>
-            </w:pPr>
-            <w:r>
-              <w:rPr>
-                <w:rFonts w:ascii="Poppins" w:cs="Poppins" w:eastAsia="Poppins" w:hAnsi="Poppins"/>
-                <w:color w:val="27272A"/>
-                <w:sz w:val="21"/>
-                <w:szCs w:val="21"/>
-              </w:rPr>
-              <w:t xml:space="preserve">“No tengo tiempo para aprender algo nuevo”</w:t>
+              <w:spacing w:after="40" w:line="250"/>
+            </w:pPr>
+            <w:r>
+              <w:rPr>
+                <w:rFonts w:ascii="Poppins" w:cs="Poppins" w:eastAsia="Poppins" w:hAnsi="Poppins"/>
+                <w:b w:val="false"/>
+                <w:bCs w:val="false"/>
+                <w:i w:val="false"/>
+                <w:iCs w:val="false"/>
+                <w:color w:val="27272A"/>
+                <w:sz w:val="19"/>
+                <w:szCs w:val="19"/>
+              </w:rPr>
+              <w:t xml:space="preserve">"No tengo tiempo para aprender algo nuevo"</w:t>
             </w:r>
           </w:p>
         </w:tc>
         <w:tc>
           <w:tcPr>
-            <w:tcW w:type="dxa" w:w="6138"/>
+            <w:tcW w:type="dxa" w:w="6126"/>
+            <w:shd w:fill="FFFFFF" w:val="clear"/>
             <w:tcMar>
-              <w:top w:type="dxa" w:w="110"/>
+              <w:top w:type="dxa" w:w="90"/>
               <w:left w:type="dxa" w:w="130"/>
-              <w:bottom w:type="dxa" w:w="110"/>
+              <w:bottom w:type="dxa" w:w="90"/>
               <w:right w:type="dxa" w:w="130"/>
             </w:tcMar>
             <w:vAlign w:val="center"/>
           </w:tcPr>
           <w:p>
             <w:pPr>
-              <w:spacing w:line="276" w:lineRule="auto"/>
-            </w:pPr>
-            <w:r>
-              <w:rPr>
-                <w:rFonts w:ascii="Poppins" w:cs="Poppins" w:eastAsia="Poppins" w:hAnsi="Poppins"/>
-                <w:color w:val="27272A"/>
-                <w:sz w:val="21"/>
-                <w:szCs w:val="21"/>
-              </w:rPr>
-              <w:t xml:space="preserve">“El setup es de 2 minutos, no hay nada que instalar. Y honestamente, te va a llevar menos tiempo aprenderlo que seguir perdiendo horas armando tasaciones a mano.”</w:t>
+              <w:spacing w:after="40" w:line="250"/>
+            </w:pPr>
+            <w:r>
+              <w:rPr>
+                <w:rFonts w:ascii="Poppins" w:cs="Poppins" w:eastAsia="Poppins" w:hAnsi="Poppins"/>
+                <w:b w:val="false"/>
+                <w:bCs w:val="false"/>
+                <w:i w:val="false"/>
+                <w:iCs w:val="false"/>
+                <w:color w:val="27272A"/>
+                <w:sz w:val="19"/>
+                <w:szCs w:val="19"/>
+              </w:rPr>
+              <w:t xml:space="preserve">"El setup es de 2 minutos, no hay nada que instalar. Y honestamente, te va a llevar menos tiempo aprenderlo que seguir perdiendo horas armando tasaciones a mano."</w:t>
             </w:r>
           </w:p>
         </w:tc>
@@ -462,55 +575,63 @@
         </w:trPr>
         <w:tc>
           <w:tcPr>
-            <w:tcW w:type="dxa" w:w="2888"/>
-            <w:shd w:fill="FAFAFA" w:color="auto" w:val="clear"/>
+            <w:tcW w:type="dxa" w:w="2900"/>
+            <w:shd w:fill="F8F5F6" w:val="clear"/>
             <w:tcMar>
-              <w:top w:type="dxa" w:w="110"/>
+              <w:top w:type="dxa" w:w="90"/>
               <w:left w:type="dxa" w:w="130"/>
-              <w:bottom w:type="dxa" w:w="110"/>
+              <w:bottom w:type="dxa" w:w="90"/>
               <w:right w:type="dxa" w:w="130"/>
             </w:tcMar>
             <w:vAlign w:val="center"/>
           </w:tcPr>
           <w:p>
             <w:pPr>
-              <w:spacing w:line="276" w:lineRule="auto"/>
-            </w:pPr>
-            <w:r>
-              <w:rPr>
-                <w:rFonts w:ascii="Poppins" w:cs="Poppins" w:eastAsia="Poppins" w:hAnsi="Poppins"/>
-                <w:color w:val="27272A"/>
-                <w:sz w:val="21"/>
-                <w:szCs w:val="21"/>
-              </w:rPr>
-              <w:t xml:space="preserve">“Ya me las arreglo como estoy”</w:t>
+              <w:spacing w:after="40" w:line="250"/>
+            </w:pPr>
+            <w:r>
+              <w:rPr>
+                <w:rFonts w:ascii="Poppins" w:cs="Poppins" w:eastAsia="Poppins" w:hAnsi="Poppins"/>
+                <w:b w:val="false"/>
+                <w:bCs w:val="false"/>
+                <w:i w:val="false"/>
+                <w:iCs w:val="false"/>
+                <w:color w:val="27272A"/>
+                <w:sz w:val="19"/>
+                <w:szCs w:val="19"/>
+              </w:rPr>
+              <w:t xml:space="preserve">"Ya me las arreglo como estoy"</w:t>
             </w:r>
           </w:p>
         </w:tc>
         <w:tc>
           <w:tcPr>
-            <w:tcW w:type="dxa" w:w="6138"/>
-            <w:shd w:fill="FAFAFA" w:color="auto" w:val="clear"/>
+            <w:tcW w:type="dxa" w:w="6126"/>
+            <w:shd w:fill="F8F5F6" w:val="clear"/>
             <w:tcMar>
-              <w:top w:type="dxa" w:w="110"/>
+              <w:top w:type="dxa" w:w="90"/>
               <w:left w:type="dxa" w:w="130"/>
-              <w:bottom w:type="dxa" w:w="110"/>
+              <w:bottom w:type="dxa" w:w="90"/>
               <w:right w:type="dxa" w:w="130"/>
             </w:tcMar>
             <w:vAlign w:val="center"/>
           </w:tcPr>
           <w:p>
             <w:pPr>
-              <w:spacing w:line="276" w:lineRule="auto"/>
-            </w:pPr>
-            <w:r>
-              <w:rPr>
-                <w:rFonts w:ascii="Poppins" w:cs="Poppins" w:eastAsia="Poppins" w:hAnsi="Poppins"/>
-                <w:color w:val="27272A"/>
-                <w:sz w:val="21"/>
-                <w:szCs w:val="21"/>
-              </w:rPr>
-              <w:t xml:space="preserve">“Totalmente válido. Solo te pregunto: ¿tenés una idea de cuántos leads de los últimos 3 meses se te enfriaron sin que te dieras cuenta? Eso es plata que ya invertiste en captarlos.”</w:t>
+              <w:spacing w:after="40" w:line="250"/>
+            </w:pPr>
+            <w:r>
+              <w:rPr>
+                <w:rFonts w:ascii="Poppins" w:cs="Poppins" w:eastAsia="Poppins" w:hAnsi="Poppins"/>
+                <w:b w:val="false"/>
+                <w:bCs w:val="false"/>
+                <w:i w:val="false"/>
+                <w:iCs w:val="false"/>
+                <w:color w:val="27272A"/>
+                <w:sz w:val="19"/>
+                <w:szCs w:val="19"/>
+              </w:rPr>
+              <w:t xml:space="preserve">"Totalmente válido. Solo te pregunto: ¿tenés una idea de cuántos leads de los últimos 3 meses se te enfriaron sin que te dieras cuenta? Eso es plata que ya invertiste en captarlos."</w:t>
             </w:r>
           </w:p>
         </w:tc>
@@ -521,53 +642,63 @@
         </w:trPr>
         <w:tc>
           <w:tcPr>
-            <w:tcW w:type="dxa" w:w="2888"/>
+            <w:tcW w:type="dxa" w:w="2900"/>
+            <w:shd w:fill="FFFFFF" w:val="clear"/>
             <w:tcMar>
-              <w:top w:type="dxa" w:w="110"/>
+              <w:top w:type="dxa" w:w="90"/>
               <w:left w:type="dxa" w:w="130"/>
-              <w:bottom w:type="dxa" w:w="110"/>
+              <w:bottom w:type="dxa" w:w="90"/>
               <w:right w:type="dxa" w:w="130"/>
             </w:tcMar>
             <w:vAlign w:val="center"/>
           </w:tcPr>
           <w:p>
             <w:pPr>
-              <w:spacing w:line="276" w:lineRule="auto"/>
-            </w:pPr>
-            <w:r>
-              <w:rPr>
-                <w:rFonts w:ascii="Poppins" w:cs="Poppins" w:eastAsia="Poppins" w:hAnsi="Poppins"/>
-                <w:color w:val="27272A"/>
-                <w:sz w:val="21"/>
-                <w:szCs w:val="21"/>
-              </w:rPr>
-              <w:t xml:space="preserve">“¿Y si no me sirve?”</w:t>
+              <w:spacing w:after="40" w:line="250"/>
+            </w:pPr>
+            <w:r>
+              <w:rPr>
+                <w:rFonts w:ascii="Poppins" w:cs="Poppins" w:eastAsia="Poppins" w:hAnsi="Poppins"/>
+                <w:b w:val="false"/>
+                <w:bCs w:val="false"/>
+                <w:i w:val="false"/>
+                <w:iCs w:val="false"/>
+                <w:color w:val="27272A"/>
+                <w:sz w:val="19"/>
+                <w:szCs w:val="19"/>
+              </w:rPr>
+              <w:t xml:space="preserve">"¿Y si no me sirve?"</w:t>
             </w:r>
           </w:p>
         </w:tc>
         <w:tc>
           <w:tcPr>
-            <w:tcW w:type="dxa" w:w="6138"/>
+            <w:tcW w:type="dxa" w:w="6126"/>
+            <w:shd w:fill="FFFFFF" w:val="clear"/>
             <w:tcMar>
-              <w:top w:type="dxa" w:w="110"/>
+              <w:top w:type="dxa" w:w="90"/>
               <w:left w:type="dxa" w:w="130"/>
-              <w:bottom w:type="dxa" w:w="110"/>
+              <w:bottom w:type="dxa" w:w="90"/>
               <w:right w:type="dxa" w:w="130"/>
             </w:tcMar>
             <w:vAlign w:val="center"/>
           </w:tcPr>
           <w:p>
             <w:pPr>
-              <w:spacing w:line="276" w:lineRule="auto"/>
-            </w:pPr>
-            <w:r>
-              <w:rPr>
-                <w:rFonts w:ascii="Poppins" w:cs="Poppins" w:eastAsia="Poppins" w:hAnsi="Poppins"/>
-                <w:color w:val="27272A"/>
-                <w:sz w:val="21"/>
-                <w:szCs w:val="21"/>
-              </w:rPr>
-              <w:t xml:space="preserve">“Por eso el plan de entrada es gratis, sin tarjeta, sin límite de tiempo. Lo probás con tu operación real y decidís vos si suma.”</w:t>
+              <w:spacing w:after="40" w:line="250"/>
+            </w:pPr>
+            <w:r>
+              <w:rPr>
+                <w:rFonts w:ascii="Poppins" w:cs="Poppins" w:eastAsia="Poppins" w:hAnsi="Poppins"/>
+                <w:b w:val="false"/>
+                <w:bCs w:val="false"/>
+                <w:i w:val="false"/>
+                <w:iCs w:val="false"/>
+                <w:color w:val="27272A"/>
+                <w:sz w:val="19"/>
+                <w:szCs w:val="19"/>
+              </w:rPr>
+              <w:t xml:space="preserve">"Por eso el plan de entrada es gratis, sin tarjeta, sin límite de tiempo. Lo probás con tu operación real y decidís vos si suma."</w:t>
             </w:r>
           </w:p>
         </w:tc>
@@ -578,55 +709,63 @@
         </w:trPr>
         <w:tc>
           <w:tcPr>
-            <w:tcW w:type="dxa" w:w="2888"/>
-            <w:shd w:fill="FAFAFA" w:color="auto" w:val="clear"/>
+            <w:tcW w:type="dxa" w:w="2900"/>
+            <w:shd w:fill="F8F5F6" w:val="clear"/>
             <w:tcMar>
-              <w:top w:type="dxa" w:w="110"/>
+              <w:top w:type="dxa" w:w="90"/>
               <w:left w:type="dxa" w:w="130"/>
-              <w:bottom w:type="dxa" w:w="110"/>
+              <w:bottom w:type="dxa" w:w="90"/>
               <w:right w:type="dxa" w:w="130"/>
             </w:tcMar>
             <w:vAlign w:val="center"/>
           </w:tcPr>
           <w:p>
             <w:pPr>
-              <w:spacing w:line="276" w:lineRule="auto"/>
-            </w:pPr>
-            <w:r>
-              <w:rPr>
-                <w:rFonts w:ascii="Poppins" w:cs="Poppins" w:eastAsia="Poppins" w:hAnsi="Poppins"/>
-                <w:color w:val="27272A"/>
-                <w:sz w:val="21"/>
-                <w:szCs w:val="21"/>
-              </w:rPr>
-              <w:t xml:space="preserve">“Mis agentes no lo van a usar”</w:t>
+              <w:spacing w:after="40" w:line="250"/>
+            </w:pPr>
+            <w:r>
+              <w:rPr>
+                <w:rFonts w:ascii="Poppins" w:cs="Poppins" w:eastAsia="Poppins" w:hAnsi="Poppins"/>
+                <w:b w:val="false"/>
+                <w:bCs w:val="false"/>
+                <w:i w:val="false"/>
+                <w:iCs w:val="false"/>
+                <w:color w:val="27272A"/>
+                <w:sz w:val="19"/>
+                <w:szCs w:val="19"/>
+              </w:rPr>
+              <w:t xml:space="preserve">"Mis agentes no lo van a usar"</w:t>
             </w:r>
           </w:p>
         </w:tc>
         <w:tc>
           <w:tcPr>
-            <w:tcW w:type="dxa" w:w="6138"/>
-            <w:shd w:fill="FAFAFA" w:color="auto" w:val="clear"/>
+            <w:tcW w:type="dxa" w:w="6126"/>
+            <w:shd w:fill="F8F5F6" w:val="clear"/>
             <w:tcMar>
-              <w:top w:type="dxa" w:w="110"/>
+              <w:top w:type="dxa" w:w="90"/>
               <w:left w:type="dxa" w:w="130"/>
-              <w:bottom w:type="dxa" w:w="110"/>
+              <w:bottom w:type="dxa" w:w="90"/>
               <w:right w:type="dxa" w:w="130"/>
             </w:tcMar>
             <w:vAlign w:val="center"/>
           </w:tcPr>
           <w:p>
             <w:pPr>
-              <w:spacing w:line="276" w:lineRule="auto"/>
-            </w:pPr>
-            <w:r>
-              <w:rPr>
-                <w:rFonts w:ascii="Poppins" w:cs="Poppins" w:eastAsia="Poppins" w:hAnsi="Poppins"/>
-                <w:color w:val="27272A"/>
-                <w:sz w:val="21"/>
-                <w:szCs w:val="21"/>
-              </w:rPr>
-              <w:t xml:space="preserve">“Es un sistema que se armó con agentes reales de una inmobiliaria real trabajando todos los días, no es un software genérico de oficina. Si querés, arrancamos con vos o con un solo agente primero.”</w:t>
+              <w:spacing w:after="40" w:line="250"/>
+            </w:pPr>
+            <w:r>
+              <w:rPr>
+                <w:rFonts w:ascii="Poppins" w:cs="Poppins" w:eastAsia="Poppins" w:hAnsi="Poppins"/>
+                <w:b w:val="false"/>
+                <w:bCs w:val="false"/>
+                <w:i w:val="false"/>
+                <w:iCs w:val="false"/>
+                <w:color w:val="27272A"/>
+                <w:sz w:val="19"/>
+                <w:szCs w:val="19"/>
+              </w:rPr>
+              <w:t xml:space="preserve">"Es un sistema que se armó con agentes reales de una inmobiliaria real trabajando todos los días, no es un software genérico de oficina. Si querés, arrancamos con vos o con un solo agente primero."</w:t>
             </w:r>
           </w:p>
         </w:tc>
@@ -634,8 +773,13 @@
     </w:tbl>
     <w:p>
       <w:pPr>
+        <w:spacing w:after="220"/>
+      </w:pPr>
+    </w:p>
+    <w:p>
+      <w:pPr>
         <w:pStyle w:val="Heading1"/>
-        <w:spacing w:after="220" w:before="420"/>
+        <w:spacing w:after="200" w:before="440"/>
       </w:pPr>
       <w:r>
         <w:rPr>
@@ -651,94 +795,142 @@
     </w:p>
     <w:p>
       <w:pPr>
-        <w:spacing w:after="180" w:line="300" w:lineRule="auto"/>
-        <w:jc w:val="both"/>
-      </w:pPr>
-      <w:r>
-        <w:rPr>
-          <w:rFonts w:ascii="Poppins" w:cs="Poppins" w:eastAsia="Poppins" w:hAnsi="Poppins"/>
+        <w:spacing w:after="160" w:before="0" w:line="288"/>
+      </w:pPr>
+      <w:r>
+        <w:rPr>
+          <w:rFonts w:ascii="Poppins" w:cs="Poppins" w:eastAsia="Poppins" w:hAnsi="Poppins"/>
+          <w:b w:val="false"/>
+          <w:bCs w:val="false"/>
+          <w:i w:val="false"/>
+          <w:iCs w:val="false"/>
           <w:color w:val="27272A"/>
-          <w:sz w:val="22"/>
-          <w:szCs w:val="22"/>
+          <w:sz w:val="21"/>
+          <w:szCs w:val="21"/>
         </w:rPr>
         <w:t xml:space="preserve">Después del pitch de lo que ya existe, sumá esto — contalo como lo que se viene, no como algo que ya tienen hoy, y usalo para tomarle el pulso al prospecto:</w:t>
       </w:r>
     </w:p>
-    <w:p>
-      <w:pPr>
-        <w:pBdr>
-          <w:left w:val="single" w:color="FF007C" w:sz="18" w:space="10"/>
-        </w:pBdr>
-        <w:shd w:fill="F7F7F8" w:color="auto" w:val="clear"/>
-        <w:spacing w:after="220" w:before="120" w:line="300" w:lineRule="auto"/>
-        <w:ind w:left="200"/>
-        <w:jc w:val="both"/>
-      </w:pPr>
-      <w:r>
-        <w:rPr>
-          <w:rFonts w:ascii="Poppins" w:cs="Poppins" w:eastAsia="Poppins" w:hAnsi="Poppins"/>
-          <w:i/>
-          <w:iCs/>
-          <w:color w:val="3F3F46"/>
-          <w:sz w:val="22"/>
-          <w:szCs w:val="22"/>
-        </w:rPr>
-        <w:t xml:space="preserve">“Y te cuento algo que estamos construyendo ahora mismo: un asistente de WhatsApp con inteligencia artificial que responde consultas de compradores las 24 horas, agenda visitas solo, y te avisa por mail cuando hay que meterse vos. Todavía no está listo, pero quiero tu opinión honesta: ¿eso te serviría? ¿Cuántos mensajes repetidos calculás que te ahorraría por semana? ¿lo pagarías?”</w:t>
-      </w:r>
-    </w:p>
-    <w:p>
-      <w:pPr>
-        <w:spacing w:after="180" w:line="300" w:lineRule="auto"/>
-        <w:jc w:val="both"/>
-      </w:pPr>
-      <w:r>
-        <w:rPr>
-          <w:rFonts w:ascii="Poppins" w:cs="Poppins" w:eastAsia="Poppins" w:hAnsi="Poppins"/>
+    <w:tbl>
+      <w:tblPr>
+        <w:tblW w:type="dxa" w:w="9026"/>
+        <w:tblBorders>
+          <w:top w:val="single" w:color="auto" w:sz="4"/>
+          <w:left w:val="single" w:color="auto" w:sz="4"/>
+          <w:bottom w:val="single" w:color="auto" w:sz="4"/>
+          <w:right w:val="single" w:color="auto" w:sz="4"/>
+          <w:insideH w:val="single" w:color="auto" w:sz="4"/>
+          <w:insideV w:val="single" w:color="auto" w:sz="4"/>
+        </w:tblBorders>
+      </w:tblPr>
+      <w:tblGrid>
+        <w:gridCol w:w="9026"/>
+      </w:tblGrid>
+      <w:tr>
+        <w:trPr>
+          <w:cantSplit/>
+        </w:trPr>
+        <w:tc>
+          <w:tcPr>
+            <w:tcW w:type="dxa" w:w="9026"/>
+            <w:tcBorders>
+              <w:top w:val="single" w:color="FF007C" w:sz="6"/>
+              <w:left w:val="single" w:color="FF007C" w:sz="30"/>
+              <w:bottom w:val="single" w:color="FF007C" w:sz="6"/>
+              <w:right w:val="single" w:color="FF007C" w:sz="6"/>
+            </w:tcBorders>
+            <w:shd w:fill="FEF1F8" w:val="clear"/>
+            <w:tcMar>
+              <w:top w:type="dxa" w:w="160"/>
+              <w:left w:type="dxa" w:w="220"/>
+              <w:bottom w:type="dxa" w:w="160"/>
+              <w:right w:type="dxa" w:w="220"/>
+            </w:tcMar>
+          </w:tcPr>
+          <w:p>
+            <w:pPr>
+              <w:spacing w:after="0" w:line="276"/>
+            </w:pPr>
+            <w:r>
+              <w:rPr>
+                <w:rFonts w:ascii="Poppins" w:cs="Poppins" w:eastAsia="Poppins" w:hAnsi="Poppins"/>
+                <w:b w:val="false"/>
+                <w:bCs w:val="false"/>
+                <w:i/>
+                <w:iCs/>
+                <w:color w:val="27272A"/>
+                <w:sz w:val="21"/>
+                <w:szCs w:val="21"/>
+              </w:rPr>
+              <w:t xml:space="preserve">Y te cuento algo que estamos construyendo ahora mismo: un asistente de WhatsApp con inteligencia artificial que responde consultas de compradores las 24 horas, agenda visitas solo, y te avisa por mail cuando hay que meterse vos. Todavía no está listo, pero quiero tu opinión honesta: ¿eso te serviría? ¿Cuántos mensajes repetidos calculás que te ahorraría por semana? ¿lo pagarías?</w:t>
+            </w:r>
+          </w:p>
+        </w:tc>
+      </w:tr>
+    </w:tbl>
+    <w:p>
+      <w:pPr>
+        <w:spacing w:after="180"/>
+      </w:pPr>
+    </w:p>
+    <w:p>
+      <w:pPr>
+        <w:spacing w:after="160" w:before="0" w:line="288"/>
+      </w:pPr>
+      <w:r>
+        <w:rPr>
+          <w:rFonts w:ascii="Poppins" w:cs="Poppins" w:eastAsia="Poppins" w:hAnsi="Poppins"/>
+          <w:b w:val="false"/>
+          <w:bCs w:val="false"/>
+          <w:i w:val="false"/>
+          <w:iCs w:val="false"/>
           <w:color w:val="27272A"/>
-          <w:sz w:val="22"/>
-          <w:szCs w:val="22"/>
+          <w:sz w:val="21"/>
+          <w:szCs w:val="21"/>
         </w:rPr>
         <w:t xml:space="preserve">También podés mencionar, si surge naturalmente: </w:t>
       </w:r>
       <w:r>
         <w:rPr>
           <w:rFonts w:ascii="Poppins" w:cs="Poppins" w:eastAsia="Poppins" w:hAnsi="Poppins"/>
+          <w:b w:val="false"/>
+          <w:bCs w:val="false"/>
           <w:i/>
           <w:iCs/>
           <w:color w:val="27272A"/>
-          <w:sz w:val="22"/>
-          <w:szCs w:val="22"/>
-        </w:rPr>
-        <w:t xml:space="preserve">“Otra cosa que viene es un reporte mensual automático que le llega solo al propietario por mail, con el rendimiento de su propiedad. ¿Hoy le mandás algo parecido a mano?”</w:t>
-      </w:r>
-    </w:p>
-    <w:p>
-      <w:pPr>
-        <w:pBdr>
-          <w:left w:val="single" w:color="FF007C" w:sz="18" w:space="8"/>
-        </w:pBdr>
-        <w:shd w:fill="FDE9F3" w:color="auto" w:val="clear"/>
-        <w:spacing w:after="160" w:before="120" w:line="288" w:lineRule="auto"/>
-        <w:ind w:left="200"/>
-        <w:jc w:val="both"/>
+          <w:sz w:val="21"/>
+          <w:szCs w:val="21"/>
+        </w:rPr>
+        <w:t xml:space="preserve">"Otra cosa que viene es un reporte mensual automático que le llega solo al propietario por mail, con el rendimiento de su propiedad. ¿Hoy le mandás algo parecido a mano?"</w:t>
+      </w:r>
+    </w:p>
+    <w:p>
+      <w:pPr>
+        <w:spacing w:after="220" w:before="0" w:line="288"/>
       </w:pPr>
       <w:r>
         <w:rPr>
           <w:rFonts w:ascii="Poppins" w:cs="Poppins" w:eastAsia="Poppins" w:hAnsi="Poppins"/>
           <w:b/>
           <w:bCs/>
+          <w:i w:val="false"/>
+          <w:iCs w:val="false"/>
           <w:color w:val="27272A"/>
-          <w:sz w:val="22"/>
-          <w:szCs w:val="22"/>
+          <w:sz w:val="21"/>
+          <w:szCs w:val="21"/>
         </w:rPr>
         <w:t xml:space="preserve">Anotá la respuesta después de la llamada</w:t>
       </w:r>
       <w:r>
         <w:rPr>
           <w:rFonts w:ascii="Poppins" w:cs="Poppins" w:eastAsia="Poppins" w:hAnsi="Poppins"/>
+          <w:b w:val="false"/>
+          <w:bCs w:val="false"/>
+          <w:i w:val="false"/>
+          <w:iCs w:val="false"/>
           <w:color w:val="27272A"/>
-          <w:sz w:val="22"/>
-          <w:szCs w:val="22"/>
+          <w:sz w:val="21"/>
+          <w:szCs w:val="21"/>
         </w:rPr>
         <w:t xml:space="preserve"> (aunque sea una línea: qué le interesó, si lo pagaría, con qué urgencia) — esa señal es la que decide qué construimos primero.</w:t>
       </w:r>
@@ -746,7 +938,7 @@
     <w:p>
       <w:pPr>
         <w:pStyle w:val="Heading1"/>
-        <w:spacing w:after="220" w:before="420"/>
+        <w:spacing w:after="200" w:before="440"/>
       </w:pPr>
       <w:r>
         <w:rPr>
@@ -757,51 +949,31 @@
           <w:sz w:val="30"/>
           <w:szCs w:val="30"/>
         </w:rPr>
-        <w:t xml:space="preserve">5. Cierre</w:t>
-      </w:r>
-    </w:p>
-    <w:p>
-      <w:pPr>
-        <w:pBdr>
-          <w:left w:val="single" w:color="FF007C" w:sz="18" w:space="10"/>
-        </w:pBdr>
-        <w:shd w:fill="F7F7F8" w:color="auto" w:val="clear"/>
-        <w:spacing w:after="220" w:before="120" w:line="300" w:lineRule="auto"/>
-        <w:ind w:left="200"/>
-        <w:jc w:val="both"/>
-      </w:pPr>
-      <w:r>
-        <w:rPr>
-          <w:rFonts w:ascii="Poppins" w:cs="Poppins" w:eastAsia="Poppins" w:hAnsi="Poppins"/>
-          <w:i/>
-          <w:iCs/>
-          <w:color w:val="3F3F46"/>
-          <w:sz w:val="22"/>
-          <w:szCs w:val="22"/>
-        </w:rPr>
-        <w:t xml:space="preserve">“Te propongo esto: te armo el acceso gratuito ahora mismo, sin compromiso, y probás con los próximos leads que te entren esta semana. En 15 días hablamos de nuevo y me contás qué tal. ¿Te sirve?”</w:t>
-      </w:r>
-    </w:p>
-    <w:p>
-      <w:pPr>
-        <w:spacing w:after="160" w:line="276" w:lineRule="auto"/>
-      </w:pPr>
-      <w:r>
-        <w:rPr>
-          <w:rFonts w:ascii="Poppins" w:cs="Poppins" w:eastAsia="Poppins" w:hAnsi="Poppins"/>
-          <w:i/>
-          <w:iCs/>
-          <w:color w:val="6B7280"/>
-          <w:sz w:val="20"/>
-          <w:szCs w:val="20"/>
-        </w:rPr>
-        <w:t xml:space="preserve">(Objetivo del cierre: conseguir el sí al plan gratuito, no una venta paga — todavía no existe pricing pago definido, no forzar esa conversación.)</w:t>
+        <w:t xml:space="preserve">4.6 Si pregunta "¿qué más tienen pensado?"</w:t>
+      </w:r>
+    </w:p>
+    <w:p>
+      <w:pPr>
+        <w:spacing w:after="160" w:before="0" w:line="288"/>
+      </w:pPr>
+      <w:r>
+        <w:rPr>
+          <w:rFonts w:ascii="Poppins" w:cs="Poppins" w:eastAsia="Poppins" w:hAnsi="Poppins"/>
+          <w:b w:val="false"/>
+          <w:bCs w:val="false"/>
+          <w:i w:val="false"/>
+          <w:iCs w:val="false"/>
+          <w:color w:val="27272A"/>
+          <w:sz w:val="21"/>
+          <w:szCs w:val="21"/>
+        </w:rPr>
+        <w:t xml:space="preserve">Ahí es el momento de contarle que VendéPro se arma por módulos, y que el orden en que se construyen depende de lo que los clientes van pidiendo: primero el módulo de marketing (medir campañas y la red de cierres reales), después ejecución (landings automáticas, IA conversacional), y a más largo plazo un ecosistema más grande (marketplace de servicios, academia). El detalle completo de cada módulo está en el catálogo de la Estrategia Comercial (sección 8) — no hace falta recitarlo en la llamada, alcanza con la idea general y anotar qué le interesó específicamente.</w:t>
       </w:r>
     </w:p>
     <w:p>
       <w:pPr>
         <w:pStyle w:val="Heading1"/>
-        <w:spacing w:after="220" w:before="420"/>
+        <w:spacing w:after="200" w:before="440"/>
       </w:pPr>
       <w:r>
         <w:rPr>
@@ -812,70 +984,219 @@
           <w:sz w:val="30"/>
           <w:szCs w:val="30"/>
         </w:rPr>
-        <w:t xml:space="preserve">Reglas de la casa para esta conversación</w:t>
-      </w:r>
-    </w:p>
-    <w:p>
-      <w:pPr>
-        <w:pBdr>
-          <w:left w:val="single" w:color="E11D48" w:sz="18" w:space="8"/>
-        </w:pBdr>
-        <w:shd w:fill="FDE8EE" w:color="auto" w:val="clear"/>
-        <w:spacing w:after="60" w:before="120" w:line="288" w:lineRule="auto"/>
-        <w:ind w:left="200"/>
-        <w:jc w:val="both"/>
-      </w:pPr>
-      <w:r>
-        <w:rPr>
-          <w:rFonts w:ascii="Poppins" w:cs="Poppins" w:eastAsia="Poppins" w:hAnsi="Poppins"/>
-          <w:color w:val="27272A"/>
-          <w:sz w:val="22"/>
-          <w:szCs w:val="22"/>
-        </w:rPr>
-        <w:t xml:space="preserve">El asistente de WhatsApp con IA y la red de cierres compartidos </w:t>
-      </w:r>
+        <w:t xml:space="preserve">5. Cierre</w:t>
+      </w:r>
+    </w:p>
+    <w:tbl>
+      <w:tblPr>
+        <w:tblW w:type="dxa" w:w="9026"/>
+        <w:tblBorders>
+          <w:top w:val="single" w:color="auto" w:sz="4"/>
+          <w:left w:val="single" w:color="auto" w:sz="4"/>
+          <w:bottom w:val="single" w:color="auto" w:sz="4"/>
+          <w:right w:val="single" w:color="auto" w:sz="4"/>
+          <w:insideH w:val="single" w:color="auto" w:sz="4"/>
+          <w:insideV w:val="single" w:color="auto" w:sz="4"/>
+        </w:tblBorders>
+      </w:tblPr>
+      <w:tblGrid>
+        <w:gridCol w:w="9026"/>
+      </w:tblGrid>
+      <w:tr>
+        <w:trPr>
+          <w:cantSplit/>
+        </w:trPr>
+        <w:tc>
+          <w:tcPr>
+            <w:tcW w:type="dxa" w:w="9026"/>
+            <w:tcBorders>
+              <w:top w:val="single" w:color="FF007C" w:sz="6"/>
+              <w:left w:val="single" w:color="FF007C" w:sz="30"/>
+              <w:bottom w:val="single" w:color="FF007C" w:sz="6"/>
+              <w:right w:val="single" w:color="FF007C" w:sz="6"/>
+            </w:tcBorders>
+            <w:shd w:fill="FEF1F8" w:val="clear"/>
+            <w:tcMar>
+              <w:top w:type="dxa" w:w="160"/>
+              <w:left w:type="dxa" w:w="220"/>
+              <w:bottom w:type="dxa" w:w="160"/>
+              <w:right w:type="dxa" w:w="220"/>
+            </w:tcMar>
+          </w:tcPr>
+          <w:p>
+            <w:pPr>
+              <w:spacing w:after="0" w:line="276"/>
+            </w:pPr>
+            <w:r>
+              <w:rPr>
+                <w:rFonts w:ascii="Poppins" w:cs="Poppins" w:eastAsia="Poppins" w:hAnsi="Poppins"/>
+                <w:b w:val="false"/>
+                <w:bCs w:val="false"/>
+                <w:i/>
+                <w:iCs/>
+                <w:color w:val="27272A"/>
+                <w:sz w:val="21"/>
+                <w:szCs w:val="21"/>
+              </w:rPr>
+              <w:t xml:space="preserve">Te propongo esto: te armo el acceso gratuito ahora mismo, sin compromiso, y probás con los próximos leads que te entren esta semana. En 15 días hablamos de nuevo y me contás qué tal. ¿Te sirve?</w:t>
+            </w:r>
+          </w:p>
+        </w:tc>
+      </w:tr>
+    </w:tbl>
+    <w:p>
+      <w:pPr>
+        <w:spacing w:after="160"/>
+      </w:pPr>
+    </w:p>
+    <w:p>
+      <w:pPr>
+        <w:spacing w:after="220" w:line="264"/>
+      </w:pPr>
+      <w:r>
+        <w:rPr>
+          <w:rFonts w:ascii="Poppins" w:cs="Poppins" w:eastAsia="Poppins" w:hAnsi="Poppins"/>
+          <w:b w:val="false"/>
+          <w:bCs w:val="false"/>
+          <w:i/>
+          <w:iCs/>
+          <w:color w:val="63636B"/>
+          <w:sz w:val="20"/>
+          <w:szCs w:val="20"/>
+        </w:rPr>
+        <w:t xml:space="preserve">(Objetivo del cierre: conseguir el sí al plan gratuito, no una venta paga — todavía no existe pricing pago definido, no forzar esa conversación.)</w:t>
+      </w:r>
+    </w:p>
+    <w:p>
+      <w:pPr>
+        <w:pStyle w:val="Heading1"/>
+        <w:spacing w:after="200" w:before="440"/>
+      </w:pPr>
       <w:r>
         <w:rPr>
           <w:rFonts w:ascii="Poppins" w:cs="Poppins" w:eastAsia="Poppins" w:hAnsi="Poppins"/>
           <w:b/>
           <w:bCs/>
-          <w:color w:val="27272A"/>
-          <w:sz w:val="22"/>
-          <w:szCs w:val="22"/>
-        </w:rPr>
-        <w:t xml:space="preserve">no existen todavía</w:t>
-      </w:r>
-      <w:r>
-        <w:rPr>
-          <w:rFonts w:ascii="Poppins" w:cs="Poppins" w:eastAsia="Poppins" w:hAnsi="Poppins"/>
-          <w:color w:val="27272A"/>
-          <w:sz w:val="22"/>
-          <w:szCs w:val="22"/>
-        </w:rPr>
-        <w:t xml:space="preserve"> — contalos siempre como visión en construcción (“estamos armando...”, nunca “tenemos...”). No los escondas: son gancho de venta, pero nunca los ofrezcas como si ya se pudieran usar hoy.</w:t>
-      </w:r>
-    </w:p>
-    <w:p>
-      <w:pPr>
-        <w:pBdr>
-          <w:left w:val="single" w:color="E11D48" w:sz="18" w:space="8"/>
-        </w:pBdr>
-        <w:shd w:fill="FDE8EE" w:color="auto" w:val="clear"/>
-        <w:spacing w:after="160" w:before="0" w:line="288" w:lineRule="auto"/>
-        <w:ind w:left="200"/>
-        <w:jc w:val="both"/>
-      </w:pPr>
-      <w:r>
-        <w:rPr>
-          <w:rFonts w:ascii="Poppins" w:cs="Poppins" w:eastAsia="Poppins" w:hAnsi="Poppins"/>
-          <w:color w:val="27272A"/>
-          <w:sz w:val="22"/>
-          <w:szCs w:val="22"/>
-        </w:rPr>
-        <w:t xml:space="preserve">Si preguntan por plan pago y precio: “Todavía no tenemos una tabla de precios pública, arrancamos con el plan gratuito y cuando definamos planes pagos te aviso antes que a nadie.”</w:t>
-      </w:r>
-    </w:p>
+          <w:color w:val="FF007C"/>
+          <w:sz w:val="30"/>
+          <w:szCs w:val="30"/>
+        </w:rPr>
+        <w:t xml:space="preserve">Reglas de la casa para esta conversación</w:t>
+      </w:r>
+    </w:p>
+    <w:tbl>
+      <w:tblPr>
+        <w:tblW w:type="dxa" w:w="9026"/>
+        <w:tblBorders>
+          <w:top w:val="single" w:color="auto" w:sz="4"/>
+          <w:left w:val="single" w:color="auto" w:sz="4"/>
+          <w:bottom w:val="single" w:color="auto" w:sz="4"/>
+          <w:right w:val="single" w:color="auto" w:sz="4"/>
+          <w:insideH w:val="single" w:color="auto" w:sz="4"/>
+          <w:insideV w:val="single" w:color="auto" w:sz="4"/>
+        </w:tblBorders>
+      </w:tblPr>
+      <w:tblGrid>
+        <w:gridCol w:w="9026"/>
+      </w:tblGrid>
+      <w:tr>
+        <w:trPr>
+          <w:cantSplit/>
+        </w:trPr>
+        <w:tc>
+          <w:tcPr>
+            <w:tcW w:type="dxa" w:w="9026"/>
+            <w:tcBorders>
+              <w:top w:val="single" w:color="C4281C" w:sz="6"/>
+              <w:left w:val="single" w:color="C4281C" w:sz="30"/>
+              <w:bottom w:val="single" w:color="C4281C" w:sz="6"/>
+              <w:right w:val="single" w:color="C4281C" w:sz="6"/>
+            </w:tcBorders>
+            <w:shd w:fill="FCEAE8" w:val="clear"/>
+            <w:tcMar>
+              <w:top w:type="dxa" w:w="160"/>
+              <w:left w:type="dxa" w:w="220"/>
+              <w:bottom w:type="dxa" w:w="160"/>
+              <w:right w:type="dxa" w:w="220"/>
+            </w:tcMar>
+          </w:tcPr>
+          <w:p>
+            <w:pPr>
+              <w:pStyle w:val="ListParagraph"/>
+              <w:numPr>
+                <w:ilvl w:val="0"/>
+                <w:numId w:val="1"/>
+              </w:numPr>
+              <w:spacing w:after="100" w:line="276"/>
+            </w:pPr>
+            <w:r>
+              <w:rPr>
+                <w:rFonts w:ascii="Poppins" w:cs="Poppins" w:eastAsia="Poppins" w:hAnsi="Poppins"/>
+                <w:b w:val="false"/>
+                <w:bCs w:val="false"/>
+                <w:i w:val="false"/>
+                <w:iCs w:val="false"/>
+                <w:color w:val="27272A"/>
+                <w:sz w:val="21"/>
+                <w:szCs w:val="21"/>
+              </w:rPr>
+              <w:t xml:space="preserve">El asistente de WhatsApp con IA y la red de cierres compartidos </w:t>
+            </w:r>
+            <w:r>
+              <w:rPr>
+                <w:rFonts w:ascii="Poppins" w:cs="Poppins" w:eastAsia="Poppins" w:hAnsi="Poppins"/>
+                <w:b/>
+                <w:bCs/>
+                <w:i w:val="false"/>
+                <w:iCs w:val="false"/>
+                <w:color w:val="27272A"/>
+                <w:sz w:val="21"/>
+                <w:szCs w:val="21"/>
+              </w:rPr>
+              <w:t xml:space="preserve">no existen todavía</w:t>
+            </w:r>
+            <w:r>
+              <w:rPr>
+                <w:rFonts w:ascii="Poppins" w:cs="Poppins" w:eastAsia="Poppins" w:hAnsi="Poppins"/>
+                <w:b w:val="false"/>
+                <w:bCs w:val="false"/>
+                <w:i w:val="false"/>
+                <w:iCs w:val="false"/>
+                <w:color w:val="27272A"/>
+                <w:sz w:val="21"/>
+                <w:szCs w:val="21"/>
+              </w:rPr>
+              <w:t xml:space="preserve"> — contalos siempre como visión en construcción ("estamos armando...", nunca "tenemos..."). No los escondas: son gancho de venta, pero nunca los ofrezcas como si ya se pudieran usar hoy.</w:t>
+            </w:r>
+          </w:p>
+          <w:p>
+            <w:pPr>
+              <w:pStyle w:val="ListParagraph"/>
+              <w:numPr>
+                <w:ilvl w:val="0"/>
+                <w:numId w:val="1"/>
+              </w:numPr>
+              <w:spacing w:after="0" w:line="276"/>
+            </w:pPr>
+            <w:r>
+              <w:rPr>
+                <w:rFonts w:ascii="Poppins" w:cs="Poppins" w:eastAsia="Poppins" w:hAnsi="Poppins"/>
+                <w:b w:val="false"/>
+                <w:bCs w:val="false"/>
+                <w:i w:val="false"/>
+                <w:iCs w:val="false"/>
+                <w:color w:val="27272A"/>
+                <w:sz w:val="21"/>
+                <w:szCs w:val="21"/>
+              </w:rPr>
+              <w:t xml:space="preserve">Si preguntan por plan pago y precio: "Todavía no tenemos una tabla de precios pública, arrancamos con el plan gratuito y cuando definamos planes pagos te aviso antes que a nadie."</w:t>
+            </w:r>
+          </w:p>
+        </w:tc>
+      </w:tr>
+    </w:tbl>
     <w:sectPr>
+      <w:footerReference w:type="default" r:id="rId7"/>
       <w:pgSz w:w="11906" w:h="16838" w:orient="portrait"/>
       <w:pgMar w:top="1440" w:right="1440" w:bottom="1440" w:left="1440" w:header="708" w:footer="708" w:gutter="0"/>
       <w:pgNumType/>
@@ -926,6 +1247,41 @@
 </w:endnotes>
 </file>
 
+<file path=word/footer1.xml><?xml version="1.0" encoding="utf-8"?>
+<w:ftr xmlns:wpc="http://schemas.microsoft.com/office/word/2010/wordprocessingCanvas" xmlns:mc="http://schemas.openxmlformats.org/markup-compatibility/2006" xmlns:o="urn:schemas-microsoft-com:office:office" xmlns:r="http://schemas.openxmlformats.org/officeDocument/2006/relationships" xmlns:m="http://schemas.openxmlformats.org/officeDocument/2006/math" xmlns:v="urn:schemas-microsoft-com:vml" xmlns:wp14="http://schemas.microsoft.com/office/word/2010/wordprocessingDrawing" xmlns:wp="http://schemas.openxmlformats.org/drawingml/2006/wordprocessingDrawing" xmlns:w10="urn:schemas-microsoft-com:office:word" xmlns:w="http://schemas.openxmlformats.org/wordprocessingml/2006/main" xmlns:w14="http://schemas.microsoft.com/office/word/2010/wordml" xmlns:w15="http://schemas.microsoft.com/office/word/2012/wordml" xmlns:wpg="http://schemas.microsoft.com/office/word/2010/wordprocessingGroup" xmlns:wpi="http://schemas.microsoft.com/office/word/2010/wordprocessingInk" xmlns:wne="http://schemas.microsoft.com/office/word/2006/wordml" xmlns:wps="http://schemas.microsoft.com/office/word/2010/wordprocessingShape">
+  <w:p>
+    <w:pPr>
+      <w:pBdr>
+        <w:top w:val="single" w:color="E4D6DE" w:sz="4" w:space="6"/>
+      </w:pBdr>
+      <w:spacing w:before="60"/>
+      <w:jc w:val="center"/>
+    </w:pPr>
+    <w:r>
+      <w:rPr>
+        <w:rFonts w:ascii="Poppins" w:cs="Poppins" w:eastAsia="Poppins" w:hAnsi="Poppins"/>
+        <w:color w:val="63636B"/>
+        <w:sz w:val="16"/>
+        <w:szCs w:val="16"/>
+      </w:rPr>
+      <w:t xml:space="preserve">VendéPro — </w:t>
+    </w:r>
+    <w:r>
+      <w:rPr>
+        <w:rFonts w:ascii="Poppins" w:cs="Poppins" w:eastAsia="Poppins" w:hAnsi="Poppins"/>
+        <w:color w:val="63636B"/>
+        <w:sz w:val="16"/>
+        <w:szCs w:val="16"/>
+      </w:rPr>
+      <w:fldChar w:fldCharType="begin"/>
+      <w:instrText xml:space="preserve">PAGE</w:instrText>
+      <w:fldChar w:fldCharType="separate"/>
+      <w:fldChar w:fldCharType="end"/>
+    </w:r>
+  </w:p>
+</w:ftr>
+</file>
+
 <file path=word/footnotes.xml><?xml version="1.0" encoding="utf-8"?>
 <w:footnotes xmlns:wpc="http://schemas.microsoft.com/office/word/2010/wordprocessingCanvas" xmlns:mc="http://schemas.openxmlformats.org/markup-compatibility/2006" xmlns:o="urn:schemas-microsoft-com:office:office" xmlns:r="http://schemas.openxmlformats.org/officeDocument/2006/relationships" xmlns:m="http://schemas.openxmlformats.org/officeDocument/2006/math" xmlns:v="urn:schemas-microsoft-com:vml" xmlns:wp14="http://schemas.microsoft.com/office/word/2010/wordprocessingDrawing" xmlns:wp="http://schemas.openxmlformats.org/drawingml/2006/wordprocessingDrawing" xmlns:w10="urn:schemas-microsoft-com:office:word" xmlns:w="http://schemas.openxmlformats.org/wordprocessingml/2006/main" xmlns:w14="http://schemas.microsoft.com/office/word/2010/wordml" xmlns:w15="http://schemas.microsoft.com/office/word/2012/wordml" xmlns:wpg="http://schemas.microsoft.com/office/word/2010/wordprocessingGroup" xmlns:wpi="http://schemas.microsoft.com/office/word/2010/wordprocessingInk" xmlns:wne="http://schemas.microsoft.com/office/word/2006/wordml" xmlns:wps="http://schemas.microsoft.com/office/word/2010/wordprocessingShape" mc:Ignorable="w14 w15 wp14">
   <w:footnote w:type="separator" w:id="-1">
@@ -1053,16 +1409,12 @@
     <w:multiLevelType w:val="hybridMultilevel"/>
     <w:lvl w:ilvl="0" w15:tentative="1">
       <w:start w:val="1"/>
-      <w:numFmt w:val="bullet"/>
-      <w:lvlText w:val="•"/>
-      <w:lvlJc w:val="left"/>
+      <w:numFmt w:val="decimal"/>
+      <w:lvlText w:val="%1."/>
+      <w:lvlJc w:val="start"/>
       <w:pPr>
         <w:ind w:left="460" w:hanging="260"/>
       </w:pPr>
-      <w:rPr>
-        <w:rFonts w:ascii="Poppins" w:cs="Poppins" w:eastAsia="Poppins" w:hAnsi="Poppins"/>
-        <w:color w:val="FF007C"/>
-      </w:rPr>
     </w:lvl>
   </w:abstractNum>
   <w:abstractNum w:abstractNumId="3" w15:restartNumberingAfterBreak="0">
@@ -1071,26 +1423,50 @@
       <w:start w:val="1"/>
       <w:numFmt w:val="decimal"/>
       <w:lvlText w:val="%1."/>
-      <w:lvlJc w:val="left"/>
+      <w:lvlJc w:val="start"/>
       <w:pPr>
         <w:ind w:left="460" w:hanging="260"/>
       </w:pPr>
-      <w:rPr>
-        <w:rFonts w:ascii="Poppins" w:cs="Poppins" w:eastAsia="Poppins" w:hAnsi="Poppins"/>
-        <w:b/>
-        <w:bCs/>
-        <w:color w:val="FF007C"/>
-      </w:rPr>
+    </w:lvl>
+  </w:abstractNum>
+  <w:abstractNum w:abstractNumId="4" w15:restartNumberingAfterBreak="0">
+    <w:multiLevelType w:val="hybridMultilevel"/>
+    <w:lvl w:ilvl="0" w15:tentative="1">
+      <w:start w:val="1"/>
+      <w:numFmt w:val="decimal"/>
+      <w:lvlText w:val="%1."/>
+      <w:lvlJc w:val="start"/>
+      <w:pPr>
+        <w:ind w:left="460" w:hanging="260"/>
+      </w:pPr>
+    </w:lvl>
+  </w:abstractNum>
+  <w:abstractNum w:abstractNumId="5" w15:restartNumberingAfterBreak="0">
+    <w:multiLevelType w:val="hybridMultilevel"/>
+    <w:lvl w:ilvl="0" w15:tentative="1">
+      <w:start w:val="1"/>
+      <w:numFmt w:val="decimal"/>
+      <w:lvlText w:val="%1."/>
+      <w:lvlJc w:val="start"/>
+      <w:pPr>
+        <w:ind w:left="460" w:hanging="260"/>
+      </w:pPr>
+    </w:lvl>
+  </w:abstractNum>
+  <w:abstractNum w:abstractNumId="6" w15:restartNumberingAfterBreak="0">
+    <w:multiLevelType w:val="hybridMultilevel"/>
+    <w:lvl w:ilvl="0" w15:tentative="1">
+      <w:start w:val="1"/>
+      <w:numFmt w:val="decimal"/>
+      <w:lvlText w:val="%1."/>
+      <w:lvlJc w:val="start"/>
+      <w:pPr>
+        <w:ind w:left="460" w:hanging="260"/>
+      </w:pPr>
     </w:lvl>
   </w:abstractNum>
   <w:num w:numId="1">
     <w:abstractNumId w:val="1"/>
-    <w:lvlOverride w:ilvl="0">
-      <w:startOverride w:val="1"/>
-    </w:lvlOverride>
-  </w:num>
-  <w:num w:numId="2">
-    <w:abstractNumId w:val="2"/>
     <w:lvlOverride w:ilvl="0">
       <w:startOverride w:val="1"/>
     </w:lvlOverride>
@@ -1105,29 +1481,18 @@
       <w:rPr>
         <w:rFonts w:ascii="Poppins" w:cs="Poppins" w:eastAsia="Poppins" w:hAnsi="Poppins"/>
         <w:color w:val="27272A"/>
-        <w:sz w:val="22"/>
-        <w:szCs w:val="22"/>
+        <w:sz w:val="21"/>
+        <w:szCs w:val="21"/>
       </w:rPr>
     </w:rPrDefault>
-    <w:pPrDefault>
-      <w:pPr>
-        <w:spacing w:line="300" w:lineRule="auto"/>
-      </w:pPr>
-    </w:pPrDefault>
+    <w:pPrDefault/>
   </w:docDefaults>
   <w:style w:type="paragraph" w:styleId="Title">
     <w:name w:val="Title"/>
     <w:basedOn w:val="Normal"/>
     <w:next w:val="Normal"/>
     <w:qFormat/>
-    <w:pPr>
-      <w:spacing w:after="120"/>
-    </w:pPr>
     <w:rPr>
-      <w:rFonts w:ascii="Poppins" w:cs="Poppins" w:eastAsia="Poppins" w:hAnsi="Poppins"/>
-      <w:b/>
-      <w:bCs/>
-      <w:color w:val="FF007C"/>
       <w:sz w:val="56"/>
       <w:szCs w:val="56"/>
     </w:rPr>
@@ -1138,16 +1503,15 @@
     <w:next w:val="Normal"/>
     <w:qFormat/>
     <w:pPr>
-      <w:spacing w:after="220" w:before="420"/>
-      <w:outlineLvl w:val="0"/>
+      <w:spacing w:after="160" w:before="360"/>
     </w:pPr>
     <w:rPr>
       <w:rFonts w:ascii="Poppins" w:cs="Poppins" w:eastAsia="Poppins" w:hAnsi="Poppins"/>
       <w:b/>
       <w:bCs/>
       <w:color w:val="FF007C"/>
-      <w:sz w:val="30"/>
-      <w:szCs w:val="30"/>
+      <w:sz w:val="27"/>
+      <w:szCs w:val="27"/>
     </w:rPr>
   </w:style>
   <w:style w:type="paragraph" w:styleId="Heading2">
@@ -1156,8 +1520,7 @@
     <w:next w:val="Normal"/>
     <w:qFormat/>
     <w:pPr>
-      <w:spacing w:after="140" w:before="260"/>
-      <w:outlineLvl w:val="1"/>
+      <w:spacing w:after="140" w:before="280"/>
     </w:pPr>
     <w:rPr>
       <w:rFonts w:ascii="Poppins" w:cs="Poppins" w:eastAsia="Poppins" w:hAnsi="Poppins"/>
@@ -1173,17 +1536,10 @@
     <w:basedOn w:val="Normal"/>
     <w:next w:val="Normal"/>
     <w:qFormat/>
-    <w:pPr>
-      <w:spacing w:after="100" w:before="200"/>
-      <w:outlineLvl w:val="2"/>
-    </w:pPr>
     <w:rPr>
-      <w:rFonts w:ascii="Poppins" w:cs="Poppins" w:eastAsia="Poppins" w:hAnsi="Poppins"/>
-      <w:b/>
-      <w:bCs/>
-      <w:color w:val="3F3F46"/>
-      <w:sz w:val="22"/>
-      <w:szCs w:val="22"/>
+      <w:color w:val="1F4D78"/>
+      <w:sz w:val="24"/>
+      <w:szCs w:val="24"/>
     </w:rPr>
   </w:style>
   <w:style w:type="paragraph" w:styleId="Heading4">
